--- a/pages/pediatric/PED CCC/兒科主治醫師使用手冊.docx
+++ b/pages/pediatric/PED CCC/兒科主治醫師使用手冊.docx
@@ -233,11 +233,12 @@
           <w:insideH w:val="single" w:color="CCCCCC" w:sz="1"/>
           <w:insideV w:val="single" w:color="CCCCCC" w:sz="1"/>
         </w:tblBorders>
+        <w:tblLayout w:type="fixed"/>
       </w:tblPr>
       <w:tblGrid>
-        <w:gridCol w:w="100"/>
-        <w:gridCol w:w="100"/>
-        <w:gridCol w:w="100"/>
+        <w:gridCol w:w="3590"/>
+        <w:gridCol w:w="3590"/>
+        <w:gridCol w:w="3590"/>
       </w:tblGrid>
       <w:tr>
         <w:trPr>
@@ -1214,12 +1215,13 @@
           <w:insideH w:val="single" w:color="CCCCCC" w:sz="1"/>
           <w:insideV w:val="single" w:color="CCCCCC" w:sz="1"/>
         </w:tblBorders>
+        <w:tblLayout w:type="fixed"/>
       </w:tblPr>
       <w:tblGrid>
-        <w:gridCol w:w="100"/>
-        <w:gridCol w:w="100"/>
-        <w:gridCol w:w="100"/>
-        <w:gridCol w:w="100"/>
+        <w:gridCol w:w="3200"/>
+        <w:gridCol w:w="1400"/>
+        <w:gridCol w:w="3200"/>
+        <w:gridCol w:w="1400"/>
       </w:tblGrid>
       <w:tr>
         <w:trPr>
@@ -2143,10 +2145,11 @@
           <w:insideH w:val="single" w:color="CCCCCC" w:sz="1"/>
           <w:insideV w:val="single" w:color="CCCCCC" w:sz="1"/>
         </w:tblBorders>
+        <w:tblLayout w:type="fixed"/>
       </w:tblPr>
       <w:tblGrid>
-        <w:gridCol w:w="100"/>
-        <w:gridCol w:w="100"/>
+        <w:gridCol w:w="5400"/>
+        <w:gridCol w:w="5400"/>
       </w:tblGrid>
       <w:tr>
         <w:trPr>
@@ -2424,10 +2427,11 @@
           <w:insideH w:val="single" w:color="CCCCCC" w:sz="1"/>
           <w:insideV w:val="single" w:color="CCCCCC" w:sz="1"/>
         </w:tblBorders>
+        <w:tblLayout w:type="fixed"/>
       </w:tblPr>
       <w:tblGrid>
-        <w:gridCol w:w="100"/>
-        <w:gridCol w:w="100"/>
+        <w:gridCol w:w="2000"/>
+        <w:gridCol w:w="8772"/>
       </w:tblGrid>
       <w:tr>
         <w:trPr>
@@ -2881,10 +2885,11 @@
           <w:insideH w:val="single" w:color="CCCCCC" w:sz="1"/>
           <w:insideV w:val="single" w:color="CCCCCC" w:sz="1"/>
         </w:tblBorders>
+        <w:tblLayout w:type="fixed"/>
       </w:tblPr>
       <w:tblGrid>
-        <w:gridCol w:w="100"/>
-        <w:gridCol w:w="100"/>
+        <w:gridCol w:w="4000"/>
+        <w:gridCol w:w="6772"/>
       </w:tblGrid>
       <w:tr>
         <w:trPr>
@@ -3794,10 +3799,11 @@
           <w:insideH w:val="single" w:color="CCCCCC" w:sz="1"/>
           <w:insideV w:val="single" w:color="CCCCCC" w:sz="1"/>
         </w:tblBorders>
+        <w:tblLayout w:type="fixed"/>
       </w:tblPr>
       <w:tblGrid>
-        <w:gridCol w:w="100"/>
-        <w:gridCol w:w="100"/>
+        <w:gridCol w:w="2000"/>
+        <w:gridCol w:w="8772"/>
       </w:tblGrid>
       <w:tr>
         <w:trPr>
@@ -4048,10 +4054,11 @@
           <w:insideH w:val="single" w:color="CCCCCC" w:sz="1"/>
           <w:insideV w:val="single" w:color="CCCCCC" w:sz="1"/>
         </w:tblBorders>
+        <w:tblLayout w:type="fixed"/>
       </w:tblPr>
       <w:tblGrid>
-        <w:gridCol w:w="100"/>
-        <w:gridCol w:w="100"/>
+        <w:gridCol w:w="3000"/>
+        <w:gridCol w:w="7772"/>
       </w:tblGrid>
       <w:tr>
         <w:trPr>
@@ -4328,7 +4335,7 @@
           <w:sz w:val="22"/>
           <w:szCs w:val="22"/>
         </w:rPr>
-        <w:t xml:space="preserve">以下量表（9 級制）適用於操作技術與 EPA 評估：</w:t>
+        <w:t xml:space="preserve">以下量表（五分制，1.5–5.0）適用於操作技術與 EPA 評估：</w:t>
       </w:r>
     </w:p>
     <w:p>
@@ -4350,10 +4357,11 @@
           <w:insideH w:val="single" w:color="CCCCCC" w:sz="1"/>
           <w:insideV w:val="single" w:color="CCCCCC" w:sz="1"/>
         </w:tblBorders>
+        <w:tblLayout w:type="fixed"/>
       </w:tblPr>
       <w:tblGrid>
-        <w:gridCol w:w="100"/>
-        <w:gridCol w:w="100"/>
+        <w:gridCol w:w="1500"/>
+        <w:gridCol w:w="9272"/>
       </w:tblGrid>
       <w:tr>
         <w:trPr>
@@ -4417,7 +4425,7 @@
                 <w:sz w:val="22"/>
                 <w:szCs w:val="22"/>
               </w:rPr>
-              <w:t xml:space="preserve">1</w:t>
+              <w:t xml:space="preserve">1.5</w:t>
             </w:r>
           </w:p>
         </w:tc>
@@ -4456,7 +4464,7 @@
                 <w:sz w:val="22"/>
                 <w:szCs w:val="22"/>
               </w:rPr>
-              <w:t xml:space="preserve">2</w:t>
+              <w:t xml:space="preserve">2.0</w:t>
             </w:r>
           </w:p>
         </w:tc>
@@ -4495,7 +4503,7 @@
                 <w:sz w:val="22"/>
                 <w:szCs w:val="22"/>
               </w:rPr>
-              <w:t xml:space="preserve">3</w:t>
+              <w:t xml:space="preserve">2.5</w:t>
             </w:r>
           </w:p>
         </w:tc>
@@ -4534,7 +4542,7 @@
                 <w:sz w:val="22"/>
                 <w:szCs w:val="22"/>
               </w:rPr>
-              <w:t xml:space="preserve">4</w:t>
+              <w:t xml:space="preserve">3.0</w:t>
             </w:r>
           </w:p>
         </w:tc>
@@ -4573,7 +4581,7 @@
                 <w:sz w:val="22"/>
                 <w:szCs w:val="22"/>
               </w:rPr>
-              <w:t xml:space="preserve">5</w:t>
+              <w:t xml:space="preserve">3.3</w:t>
             </w:r>
           </w:p>
         </w:tc>
@@ -4612,7 +4620,7 @@
                 <w:sz w:val="22"/>
                 <w:szCs w:val="22"/>
               </w:rPr>
-              <w:t xml:space="preserve">6</w:t>
+              <w:t xml:space="preserve">3.6</w:t>
             </w:r>
           </w:p>
         </w:tc>
@@ -4651,7 +4659,7 @@
                 <w:sz w:val="22"/>
                 <w:szCs w:val="22"/>
               </w:rPr>
-              <w:t xml:space="preserve">7</w:t>
+              <w:t xml:space="preserve">4.0</w:t>
             </w:r>
           </w:p>
         </w:tc>
@@ -4690,7 +4698,7 @@
                 <w:sz w:val="22"/>
                 <w:szCs w:val="22"/>
               </w:rPr>
-              <w:t xml:space="preserve">8</w:t>
+              <w:t xml:space="preserve">4.5</w:t>
             </w:r>
           </w:p>
         </w:tc>
@@ -4729,7 +4737,7 @@
                 <w:sz w:val="22"/>
                 <w:szCs w:val="22"/>
               </w:rPr>
-              <w:t xml:space="preserve">9</w:t>
+              <w:t xml:space="preserve">5.0</w:t>
             </w:r>
           </w:p>
         </w:tc>
